--- a/library/_deliverables/onedrive-for-business/ODFB-Solution.docx
+++ b/library/_deliverables/onedrive-for-business/ODFB-Solution.docx
@@ -15,32 +15,6 @@
       <w:r>
         <w:rPr>
           <w:b/>
-          <w:color w:val="1F3A5F"/>
-          <w:sz w:val="52"/>
-        </w:rPr>
-        <w:t>PHOENIXTEKK</w:t>
-      </w:r>
-    </w:p>
-    <w:p>
-      <w:pPr>
-        <w:jc w:val="center"/>
-      </w:pPr>
-      <w:r>
-        <w:rPr>
-          <w:color w:val="2E86C1"/>
-          <w:sz w:val="24"/>
-        </w:rPr>
-        <w:t>Workplace Marketplace · Intune Solutions</w:t>
-      </w:r>
-    </w:p>
-    <w:p/>
-    <w:p>
-      <w:pPr>
-        <w:jc w:val="center"/>
-      </w:pPr>
-      <w:r>
-        <w:rPr>
-          <w:b/>
           <w:sz w:val="40"/>
         </w:rPr>
         <w:t>OneDrive for Business</w:t>
@@ -75,8 +49,6 @@
           <w:sz w:val="20"/>
         </w:rPr>
         <w:t>Version 1.0.0    ·    2026-06-13</w:t>
-        <w:br/>
-        <w:t>Phoenixtekk · workplace.phoenixtekk.com</w:t>
       </w:r>
     </w:p>
     <w:p>
@@ -119,7 +91,7 @@
         <w:rPr>
           <w:b/>
         </w:rPr>
-        <w:t>Phoenixtekk Workplace Marketplace · Intune Solutions</w:t>
+        <w:t>White-label · Intune Solutions</w:t>
       </w:r>
     </w:p>
     <w:p>
@@ -315,12 +287,12 @@
         <w:pStyle w:val="Heading2"/>
       </w:pPr>
       <w:r>
-        <w:t>The Phoenixtekk deployment model</w:t>
+        <w:t>The standard deployment model</w:t>
       </w:r>
     </w:p>
     <w:p>
       <w:r>
-        <w:t xml:space="preserve">Every Phoenixtekk Intune solution follows the same shape: </w:t>
+        <w:t xml:space="preserve">Every Intune solution follows the same shape: </w:t>
       </w:r>
       <w:r>
         <w:rPr>
@@ -713,7 +685,7 @@
         <w:pStyle w:val="Heading2"/>
       </w:pPr>
       <w:r>
-        <w:t>The standard Phoenixtekk deployment model</w:t>
+        <w:t>The standard deployment model</w:t>
       </w:r>
     </w:p>
     <w:p>
@@ -744,7 +716,7 @@
     </w:p>
     <w:p>
       <w:r>
-        <w:t xml:space="preserve">Every step follows the Phoenixtekk pattern: </w:t>
+        <w:t xml:space="preserve">Every step follows the repeatable pattern: </w:t>
       </w:r>
       <w:r>
         <w:rPr>
@@ -1070,17 +1042,18 @@
       </w:r>
       <w:r>
         <w:rPr>
+          <w:rFonts w:ascii="Consolas" w:hAnsi="Consolas"/>
+          <w:sz w:val="19"/>
+        </w:rPr>
+        <w:t>Get-TenantId.ps1</w:t>
+      </w:r>
+      <w:r>
+        <w:t xml:space="preserve"> (in this package). </w:t>
+      </w:r>
+      <w:r>
+        <w:rPr>
           <w:b/>
         </w:rPr>
-        <w:t>`Get-TenantId.ps1`</w:t>
-      </w:r>
-      <w:r>
-        <w:t xml:space="preserve"> (in this package). </w:t>
-      </w:r>
-      <w:r>
-        <w:rPr>
-          <w:b/>
-        </w:rPr>
         <w:t>How to implement if missing:</w:t>
       </w:r>
       <w:r>
@@ -1088,9 +1061,10 @@
       </w:r>
       <w:r>
         <w:rPr>
-          <w:b/>
-        </w:rPr>
-        <w:t>`Get-TenantId.ps1`</w:t>
+          <w:rFonts w:ascii="Consolas" w:hAnsi="Consolas"/>
+          <w:sz w:val="19"/>
+        </w:rPr>
+        <w:t>Get-TenantId.ps1</w:t>
       </w:r>
       <w:r>
         <w:t xml:space="preserve"> and record it for Step-by-step configuration.</w:t>
@@ -1200,9 +1174,10 @@
       </w:r>
       <w:r>
         <w:rPr>
-          <w:b/>
-        </w:rPr>
-        <w:t>`ODFB-Discovery.ps1`</w:t>
+          <w:rFonts w:ascii="Consolas" w:hAnsi="Consolas"/>
+          <w:sz w:val="19"/>
+        </w:rPr>
+        <w:t>ODFB-Discovery.ps1</w:t>
       </w:r>
       <w:r>
         <w:t xml:space="preserve">, or check </w:t>
@@ -1264,9 +1239,10 @@
       </w:r>
       <w:r>
         <w:rPr>
-          <w:b/>
-        </w:rPr>
-        <w:t>`ODFB-Discovery.ps1`</w:t>
+          <w:rFonts w:ascii="Consolas" w:hAnsi="Consolas"/>
+          <w:sz w:val="19"/>
+        </w:rPr>
+        <w:t>ODFB-Discovery.ps1</w:t>
       </w:r>
       <w:r>
         <w:t xml:space="preserve"> reports free space. </w:t>
@@ -1507,7 +1483,7 @@
         <w:t>every</w:t>
       </w:r>
       <w:r>
-        <w:t xml:space="preserve"> Phoenixtekk solution in the </w:t>
+        <w:t xml:space="preserve"> solution in the </w:t>
       </w:r>
       <w:r>
         <w:rPr>
@@ -1822,7 +1798,7 @@
         <w:t>Why:</w:t>
       </w:r>
       <w:r>
-        <w:t xml:space="preserve"> Every Phoenixtekk solution is piloted to a small group before fleet rollout. </w:t>
+        <w:t xml:space="preserve"> Every solution is piloted to a small group before fleet rollout. </w:t>
       </w:r>
       <w:r>
         <w:rPr>
@@ -2020,7 +1996,7 @@
         <w:rPr>
           <w:b/>
         </w:rPr>
-        <w:t>The Phoenixtekk deployment model (all solutions):</w:t>
+        <w:t>The standard deployment model (all solutions):</w:t>
       </w:r>
       <w:r>
         <w:t xml:space="preserve"> </w:t>
@@ -2156,9 +2132,10 @@
       </w:r>
       <w:r>
         <w:rPr>
-          <w:b/>
-        </w:rPr>
-        <w:t>`Get-TenantId.ps1`</w:t>
+          <w:rFonts w:ascii="Consolas" w:hAnsi="Consolas"/>
+          <w:sz w:val="19"/>
+        </w:rPr>
+        <w:t>Get-TenantId.ps1</w:t>
       </w:r>
       <w:r>
         <w:t xml:space="preserve"> from this package.) Record it for Step 5.</w:t>
@@ -2748,9 +2725,10 @@
       </w:r>
       <w:r>
         <w:rPr>
-          <w:b/>
-        </w:rPr>
-        <w:t>`ODFB-Pilot`</w:t>
+          <w:rFonts w:ascii="Consolas" w:hAnsi="Consolas"/>
+          <w:sz w:val="19"/>
+        </w:rPr>
+        <w:t>ODFB-Pilot</w:t>
       </w:r>
       <w:r>
         <w:t xml:space="preserve">. Click </w:t>
@@ -2864,9 +2842,10 @@
       </w:r>
       <w:r>
         <w:rPr>
-          <w:b/>
-        </w:rPr>
-        <w:t>`ODFB-Pilot`</w:t>
+          <w:rFonts w:ascii="Consolas" w:hAnsi="Consolas"/>
+          <w:sz w:val="19"/>
+        </w:rPr>
+        <w:t>ODFB-Pilot</w:t>
       </w:r>
       <w:r>
         <w:t xml:space="preserve"> as </w:t>
@@ -2966,9 +2945,10 @@
       </w:r>
       <w:r>
         <w:rPr>
-          <w:b/>
-        </w:rPr>
-        <w:t>`ODFB-Validation.ps1`</w:t>
+          <w:rFonts w:ascii="Consolas" w:hAnsi="Consolas"/>
+          <w:sz w:val="19"/>
+        </w:rPr>
+        <w:t>ODFB-Validation.ps1</w:t>
       </w:r>
       <w:r>
         <w:t xml:space="preserve"> on the pilot device → confirms Silent Sign-In, KFM, and Files On-Demand are applied.</w:t>
@@ -2983,9 +2963,10 @@
       </w:r>
       <w:r>
         <w:rPr>
-          <w:b/>
-        </w:rPr>
-        <w:t>`ODFB-TenantReport.ps1`</w:t>
+          <w:rFonts w:ascii="Consolas" w:hAnsi="Consolas"/>
+          <w:sz w:val="19"/>
+        </w:rPr>
+        <w:t>ODFB-TenantReport.ps1</w:t>
       </w:r>
       <w:r>
         <w:t xml:space="preserve"> → confirms pilot users have OneDrive provisioned and syncing.</w:t>
@@ -3025,18 +3006,19 @@
       </w:r>
       <w:r>
         <w:rPr>
-          <w:b/>
-        </w:rPr>
-        <w:t>`ODFB-Production`</w:t>
-      </w:r>
-      <w:r>
-        <w:t xml:space="preserve"> (or broaden </w:t>
-      </w:r>
-      <w:r>
-        <w:rPr>
           <w:rFonts w:ascii="Consolas" w:hAnsi="Consolas"/>
           <w:sz w:val="19"/>
         </w:rPr>
+        <w:t>ODFB-Production</w:t>
+      </w:r>
+      <w:r>
+        <w:t xml:space="preserve"> (or broaden </w:t>
+      </w:r>
+      <w:r>
+        <w:rPr>
+          <w:rFonts w:ascii="Consolas" w:hAnsi="Consolas"/>
+          <w:sz w:val="19"/>
+        </w:rPr>
         <w:t>ODFB-Pilot</w:t>
       </w:r>
       <w:r>
@@ -3061,18 +3043,20 @@
       </w:r>
       <w:r>
         <w:rPr>
-          <w:b/>
-        </w:rPr>
-        <w:t>`ODFB-Validation.ps1`</w:t>
+          <w:rFonts w:ascii="Consolas" w:hAnsi="Consolas"/>
+          <w:sz w:val="19"/>
+        </w:rPr>
+        <w:t>ODFB-Validation.ps1</w:t>
       </w:r>
       <w:r>
         <w:t xml:space="preserve"> / </w:t>
       </w:r>
       <w:r>
         <w:rPr>
-          <w:b/>
-        </w:rPr>
-        <w:t>`ODFB-TenantReport.ps1`</w:t>
+          <w:rFonts w:ascii="Consolas" w:hAnsi="Consolas"/>
+          <w:sz w:val="19"/>
+        </w:rPr>
+        <w:t>ODFB-TenantReport.ps1</w:t>
       </w:r>
       <w:r>
         <w:t>.</w:t>
@@ -3541,9 +3525,10 @@
       </w:r>
       <w:r>
         <w:rPr>
-          <w:b/>
-        </w:rPr>
-        <w:t>`ODFB-TenantReport.ps1`</w:t>
+          <w:rFonts w:ascii="Consolas" w:hAnsi="Consolas"/>
+          <w:sz w:val="19"/>
+        </w:rPr>
+        <w:t>ODFB-TenantReport.ps1</w:t>
       </w:r>
       <w:r>
         <w:t xml:space="preserve"> (Microsoft Graph). </w:t>
@@ -3684,9 +3669,10 @@
       </w:r>
       <w:r>
         <w:rPr>
-          <w:b/>
-        </w:rPr>
-        <w:t>`ODFB-Remediation.ps1`</w:t>
+          <w:rFonts w:ascii="Consolas" w:hAnsi="Consolas"/>
+          <w:sz w:val="19"/>
+        </w:rPr>
+        <w:t>ODFB-Remediation.ps1</w:t>
       </w:r>
       <w:r>
         <w:t xml:space="preserve"> script before proceeding.</w:t>
@@ -3706,18 +3692,20 @@
       </w:r>
       <w:r>
         <w:rPr>
-          <w:b/>
-        </w:rPr>
-        <w:t>`ODFB-Validation.ps1`</w:t>
+          <w:rFonts w:ascii="Consolas" w:hAnsi="Consolas"/>
+          <w:sz w:val="19"/>
+        </w:rPr>
+        <w:t>ODFB-Validation.ps1</w:t>
       </w:r>
       <w:r>
         <w:t xml:space="preserve"> to confirm state and </w:t>
       </w:r>
       <w:r>
         <w:rPr>
-          <w:b/>
-        </w:rPr>
-        <w:t>`ODFB-Remediation.ps1`</w:t>
+          <w:rFonts w:ascii="Consolas" w:hAnsi="Consolas"/>
+          <w:sz w:val="19"/>
+        </w:rPr>
+        <w:t>ODFB-Remediation.ps1</w:t>
       </w:r>
       <w:r>
         <w:t xml:space="preserve"> for the safe fixes.</w:t>
@@ -3855,9 +3843,10 @@
             </w:r>
             <w:r>
               <w:rPr>
-                <w:b/>
+                <w:rFonts w:ascii="Consolas" w:hAnsi="Consolas"/>
+                <w:sz w:val="19"/>
               </w:rPr>
-              <w:t>`ODFB-Remediation.ps1`</w:t>
+              <w:t>ODFB-Remediation.ps1</w:t>
             </w:r>
             <w:r>
               <w:t xml:space="preserve"> (forces MDM sync); confirm device in </w:t>
@@ -4118,9 +4107,10 @@
             </w:r>
             <w:r>
               <w:rPr>
-                <w:b/>
+                <w:rFonts w:ascii="Consolas" w:hAnsi="Consolas"/>
+                <w:sz w:val="19"/>
               </w:rPr>
-              <w:t>`ODFB-Discovery.ps1`</w:t>
+              <w:t>ODFB-Discovery.ps1</w:t>
             </w:r>
           </w:p>
         </w:tc>
@@ -4158,9 +4148,10 @@
       </w:r>
       <w:r>
         <w:rPr>
-          <w:b/>
-        </w:rPr>
-        <w:t>`Get-TenantId.ps1`</w:t>
+          <w:rFonts w:ascii="Consolas" w:hAnsi="Consolas"/>
+          <w:sz w:val="19"/>
+        </w:rPr>
+        <w:t>Get-TenantId.ps1</w:t>
       </w:r>
       <w:r>
         <w:t xml:space="preserve"> and set it in the policy.</w:t>
@@ -4231,18 +4222,20 @@
       </w:r>
       <w:r>
         <w:rPr>
-          <w:b/>
-        </w:rPr>
-        <w:t>`ODFB-Remediation.ps1`</w:t>
+          <w:rFonts w:ascii="Consolas" w:hAnsi="Consolas"/>
+          <w:sz w:val="19"/>
+        </w:rPr>
+        <w:t>ODFB-Remediation.ps1</w:t>
       </w:r>
       <w:r>
         <w:t xml:space="preserve"> (restart). If still broken, </w:t>
       </w:r>
       <w:r>
         <w:rPr>
-          <w:b/>
-        </w:rPr>
-        <w:t>`ODFB-Remediation.ps1 -ResetSync`</w:t>
+          <w:rFonts w:ascii="Consolas" w:hAnsi="Consolas"/>
+          <w:sz w:val="19"/>
+        </w:rPr>
+        <w:t>ODFB-Remediation.ps1 -ResetSync</w:t>
       </w:r>
       <w:r>
         <w:t xml:space="preserve"> (re-initializes sync; cloud files are not deleted).</w:t>
@@ -4419,9 +4412,10 @@
       </w:r>
       <w:r>
         <w:rPr>
-          <w:b/>
-        </w:rPr>
-        <w:t>`ODFB-Discovery.ps1`</w:t>
+          <w:rFonts w:ascii="Consolas" w:hAnsi="Consolas"/>
+          <w:sz w:val="19"/>
+        </w:rPr>
+        <w:t>ODFB-Discovery.ps1</w:t>
       </w:r>
       <w:r>
         <w:t xml:space="preserve"> (supported OS, client present, Entra joined), the profile shows </w:t>
@@ -4656,7 +4650,7 @@
     </w:p>
     <w:p>
       <w:r>
-        <w:t>Everything included in this Phoenixtekk solution package.</w:t>
+        <w:t>Everything included in this solution package.</w:t>
       </w:r>
     </w:p>
     <w:p>
@@ -5125,7 +5119,7 @@
         <w:pStyle w:val="ListBullet"/>
       </w:pPr>
       <w:r>
-        <w:t xml:space="preserve">A repeatable process following the Phoenixtekk model: </w:t>
+        <w:t xml:space="preserve">A repeatable process following the repeatable model: </w:t>
       </w:r>
       <w:r>
         <w:rPr>
